--- a/Project Rooms/Estate Documents/outputs/word-conversions-no-signatures/Living Will - Wes Browning.docx
+++ b/Project Rooms/Estate Documents/outputs/word-conversions-no-signatures/Living Will - Wes Browning.docx
@@ -4,1629 +4,193 @@
   <w:body>
     <w:p>
       <w:pPr>
-        <w:spacing w:after="40" w:line="240" w:lineRule="auto"/>
-        <w:jc w:val="center"/>
+        <w:spacing w:before="0" w:after="0"/>
       </w:pPr>
       <w:r>
-        <w:rPr>
-          <w:rFonts w:ascii="Times New Roman" w:hAnsi="Times New Roman"/>
-          <w:b/>
-          <w:sz w:val="22"/>
-        </w:rPr>
-        <w:t>ADVANCEDIRECTIVEFORANATURALDEATH("LIVINGWILL")</w:t>
-      </w:r>
-    </w:p>
-    <w:p/>
-    <w:p>
-      <w:pPr>
-        <w:spacing w:after="40" w:line="240" w:lineRule="auto"/>
-      </w:pPr>
-      <w:r>
-        <w:rPr>
-          <w:rFonts w:ascii="Times New Roman" w:hAnsi="Times New Roman"/>
-          <w:sz w:val="22"/>
-        </w:rPr>
-        <w:t>MyDesireforaNaturalDeath</w:t>
+        <w:drawing>
+          <wp:inline xmlns:a="http://schemas.openxmlformats.org/drawingml/2006/main" xmlns:pic="http://schemas.openxmlformats.org/drawingml/2006/picture">
+            <wp:extent cx="7315200" cy="9386443"/>
+            <wp:docPr id="1" name="Picture 1"/>
+            <wp:cNvGraphicFramePr>
+              <a:graphicFrameLocks noChangeAspect="1"/>
+            </wp:cNvGraphicFramePr>
+            <a:graphic>
+              <a:graphicData uri="http://schemas.openxmlformats.org/drawingml/2006/picture">
+                <pic:pic>
+                  <pic:nvPicPr>
+                    <pic:cNvPr id="0" name="image.png"/>
+                    <pic:cNvPicPr/>
+                  </pic:nvPicPr>
+                  <pic:blipFill>
+                    <a:blip r:embed="rId9"/>
+                    <a:stretch>
+                      <a:fillRect/>
+                    </a:stretch>
+                  </pic:blipFill>
+                  <pic:spPr>
+                    <a:xfrm>
+                      <a:off x="0" y="0"/>
+                      <a:ext cx="7315200" cy="9386443"/>
+                    </a:xfrm>
+                    <a:prstGeom prst="rect"/>
+                  </pic:spPr>
+                </pic:pic>
+              </a:graphicData>
+            </a:graphic>
+          </wp:inline>
+        </w:drawing>
       </w:r>
     </w:p>
     <w:p>
       <w:pPr>
-        <w:spacing w:after="40" w:line="240" w:lineRule="auto"/>
+        <w:sectPr>
+          <w:pgSz w:w="12240" w:h="15840"/>
+          <w:pgMar w:top="360" w:right="360" w:bottom="360" w:left="360" w:header="720" w:footer="720" w:gutter="0"/>
+          <w:cols w:space="720"/>
+          <w:docGrid w:linePitch="360"/>
+        </w:sectPr>
+      </w:pPr>
+    </w:p>
+    <w:p>
+      <w:pPr>
+        <w:spacing w:before="0" w:after="0"/>
       </w:pPr>
       <w:r>
-        <w:rPr>
-          <w:rFonts w:ascii="Times New Roman" w:hAnsi="Times New Roman"/>
-          <w:sz w:val="22"/>
-        </w:rPr>
-        <w:t>I,WesleyDaleBrowning,beingof soundmind,desire that,asspecifiedbelow,mylifenotbe</w:t>
+        <w:drawing>
+          <wp:inline xmlns:a="http://schemas.openxmlformats.org/drawingml/2006/main" xmlns:pic="http://schemas.openxmlformats.org/drawingml/2006/picture">
+            <wp:extent cx="7315200" cy="9386443"/>
+            <wp:docPr id="2" name="Picture 2"/>
+            <wp:cNvGraphicFramePr>
+              <a:graphicFrameLocks noChangeAspect="1"/>
+            </wp:cNvGraphicFramePr>
+            <a:graphic>
+              <a:graphicData uri="http://schemas.openxmlformats.org/drawingml/2006/picture">
+                <pic:pic>
+                  <pic:nvPicPr>
+                    <pic:cNvPr id="0" name="image.png"/>
+                    <pic:cNvPicPr/>
+                  </pic:nvPicPr>
+                  <pic:blipFill>
+                    <a:blip r:embed="rId10"/>
+                    <a:stretch>
+                      <a:fillRect/>
+                    </a:stretch>
+                  </pic:blipFill>
+                  <pic:spPr>
+                    <a:xfrm>
+                      <a:off x="0" y="0"/>
+                      <a:ext cx="7315200" cy="9386443"/>
+                    </a:xfrm>
+                    <a:prstGeom prst="rect"/>
+                  </pic:spPr>
+                </pic:pic>
+              </a:graphicData>
+            </a:graphic>
+          </wp:inline>
+        </w:drawing>
       </w:r>
     </w:p>
     <w:p>
       <w:pPr>
-        <w:spacing w:after="40" w:line="240" w:lineRule="auto"/>
+        <w:sectPr>
+          <w:pgSz w:w="12240" w:h="15840"/>
+          <w:pgMar w:top="360" w:right="360" w:bottom="360" w:left="360" w:header="720" w:footer="720" w:gutter="0"/>
+          <w:cols w:space="720"/>
+          <w:docGrid w:linePitch="360"/>
+        </w:sectPr>
+      </w:pPr>
+    </w:p>
+    <w:p>
+      <w:pPr>
+        <w:spacing w:before="0" w:after="0"/>
       </w:pPr>
       <w:r>
-        <w:rPr>
-          <w:rFonts w:ascii="Times New Roman" w:hAnsi="Times New Roman"/>
-          <w:sz w:val="22"/>
-        </w:rPr>
-        <w:t>prolongedbylife-prolongingmeasures:</w:t>
-      </w:r>
-    </w:p>
-    <w:p/>
-    <w:p>
-      <w:pPr>
-        <w:spacing w:after="40" w:line="240" w:lineRule="auto"/>
-      </w:pPr>
-      <w:r>
-        <w:rPr>
-          <w:rFonts w:ascii="Times New Roman" w:hAnsi="Times New Roman"/>
-          <w:sz w:val="22"/>
-        </w:rPr>
-        <w:t>1.</w:t>
+        <w:drawing>
+          <wp:inline xmlns:a="http://schemas.openxmlformats.org/drawingml/2006/main" xmlns:pic="http://schemas.openxmlformats.org/drawingml/2006/picture">
+            <wp:extent cx="7315200" cy="9386443"/>
+            <wp:docPr id="3" name="Picture 3"/>
+            <wp:cNvGraphicFramePr>
+              <a:graphicFrameLocks noChangeAspect="1"/>
+            </wp:cNvGraphicFramePr>
+            <a:graphic>
+              <a:graphicData uri="http://schemas.openxmlformats.org/drawingml/2006/picture">
+                <pic:pic>
+                  <pic:nvPicPr>
+                    <pic:cNvPr id="0" name="image.png"/>
+                    <pic:cNvPicPr/>
+                  </pic:nvPicPr>
+                  <pic:blipFill>
+                    <a:blip r:embed="rId11"/>
+                    <a:stretch>
+                      <a:fillRect/>
+                    </a:stretch>
+                  </pic:blipFill>
+                  <pic:spPr>
+                    <a:xfrm>
+                      <a:off x="0" y="0"/>
+                      <a:ext cx="7315200" cy="9386443"/>
+                    </a:xfrm>
+                    <a:prstGeom prst="rect"/>
+                  </pic:spPr>
+                </pic:pic>
+              </a:graphicData>
+            </a:graphic>
+          </wp:inline>
+        </w:drawing>
       </w:r>
     </w:p>
     <w:p>
       <w:pPr>
-        <w:spacing w:after="40" w:line="240" w:lineRule="auto"/>
+        <w:sectPr>
+          <w:pgSz w:w="12240" w:h="15840"/>
+          <w:pgMar w:top="360" w:right="360" w:bottom="360" w:left="360" w:header="720" w:footer="720" w:gutter="0"/>
+          <w:cols w:space="720"/>
+          <w:docGrid w:linePitch="360"/>
+        </w:sectPr>
       </w:pPr>
-      <w:r>
-        <w:rPr>
-          <w:rFonts w:ascii="Times New Roman" w:hAnsi="Times New Roman"/>
-          <w:sz w:val="22"/>
-        </w:rPr>
-        <w:t>WhenMyDirectivesApply</w:t>
-      </w:r>
     </w:p>
     <w:p>
       <w:pPr>
-        <w:spacing w:after="40" w:line="240" w:lineRule="auto"/>
+        <w:spacing w:before="0" w:after="0"/>
       </w:pPr>
       <w:r>
-        <w:rPr>
-          <w:rFonts w:ascii="Times New Roman" w:hAnsi="Times New Roman"/>
-          <w:sz w:val="22"/>
-        </w:rPr>
-        <w:t>Mydirectionsabout prolongingmy lifeshallapplyIFmyattendingphysiciandeterminesthatIlack</w:t>
-      </w:r>
-    </w:p>
-    <w:p>
-      <w:pPr>
-        <w:spacing w:after="40" w:line="240" w:lineRule="auto"/>
-      </w:pPr>
-      <w:r>
-        <w:rPr>
-          <w:rFonts w:ascii="Times New Roman" w:hAnsi="Times New Roman"/>
-          <w:sz w:val="22"/>
-        </w:rPr>
-        <w:t>capacitytomakeorcommunicatehealthcaredecisionsand:</w:t>
-      </w:r>
-    </w:p>
-    <w:p>
-      <w:pPr>
-        <w:spacing w:after="40" w:line="240" w:lineRule="auto"/>
-        <w:jc w:val="center"/>
-      </w:pPr>
-      <w:r>
-        <w:rPr>
-          <w:rFonts w:ascii="Times New Roman" w:hAnsi="Times New Roman"/>
-          <w:b/>
-          <w:sz w:val="22"/>
-        </w:rPr>
-        <w:t>NOTE:YOUMAYINITIALANYORALLOFTHESECHOICES.</w:t>
-      </w:r>
-    </w:p>
-    <w:p/>
-    <w:p>
-      <w:pPr>
-        <w:spacing w:after="40" w:line="240" w:lineRule="auto"/>
-      </w:pPr>
-      <w:r>
-        <w:rPr>
-          <w:rFonts w:ascii="Times New Roman" w:hAnsi="Times New Roman"/>
-          <w:sz w:val="22"/>
-        </w:rPr>
-        <w:t>Ihave anincurableorirreversibleconditionthatwillresult inmy</w:t>
-      </w:r>
-    </w:p>
-    <w:p>
-      <w:pPr>
-        <w:spacing w:after="40" w:line="240" w:lineRule="auto"/>
-      </w:pPr>
-      <w:r>
-        <w:rPr>
-          <w:rFonts w:ascii="Times New Roman" w:hAnsi="Times New Roman"/>
-          <w:sz w:val="22"/>
-        </w:rPr>
-        <w:t>(Initial)</w:t>
-      </w:r>
-    </w:p>
-    <w:p>
-      <w:pPr>
-        <w:spacing w:after="40" w:line="240" w:lineRule="auto"/>
-      </w:pPr>
-      <w:r>
-        <w:rPr>
-          <w:rFonts w:ascii="Times New Roman" w:hAnsi="Times New Roman"/>
-          <w:sz w:val="22"/>
-        </w:rPr>
-        <w:t>deathwithinarelativelyshortperiodof time.</w:t>
-      </w:r>
-    </w:p>
-    <w:p/>
-    <w:p>
-      <w:pPr>
-        <w:spacing w:after="40" w:line="240" w:lineRule="auto"/>
-      </w:pPr>
-      <w:r>
-        <w:rPr>
-          <w:rFonts w:ascii="Times New Roman" w:hAnsi="Times New Roman"/>
-          <w:sz w:val="22"/>
-        </w:rPr>
-        <w:t>Ibecomeunconsciousandmyhealthcareprovidersdetermine</w:t>
-      </w:r>
-    </w:p>
-    <w:p>
-      <w:pPr>
-        <w:spacing w:after="40" w:line="240" w:lineRule="auto"/>
-      </w:pPr>
-      <w:r>
-        <w:rPr>
-          <w:rFonts w:ascii="Times New Roman" w:hAnsi="Times New Roman"/>
-          <w:sz w:val="22"/>
-        </w:rPr>
-        <w:t>(Initial)</w:t>
-      </w:r>
-    </w:p>
-    <w:p>
-      <w:pPr>
-        <w:spacing w:after="40" w:line="240" w:lineRule="auto"/>
-      </w:pPr>
-      <w:r>
-        <w:rPr>
-          <w:rFonts w:ascii="Times New Roman" w:hAnsi="Times New Roman"/>
-          <w:sz w:val="22"/>
-        </w:rPr>
-        <w:t>that,toahighdegreeofmedicalcertainty,iwillneverregainmy</w:t>
-      </w:r>
-    </w:p>
-    <w:p>
-      <w:pPr>
-        <w:spacing w:after="40" w:line="240" w:lineRule="auto"/>
-      </w:pPr>
-      <w:r>
-        <w:rPr>
-          <w:rFonts w:ascii="Times New Roman" w:hAnsi="Times New Roman"/>
-          <w:sz w:val="22"/>
-        </w:rPr>
-        <w:t>consciousness.</w:t>
-      </w:r>
-    </w:p>
-    <w:p/>
-    <w:p>
-      <w:pPr>
-        <w:spacing w:after="40" w:line="240" w:lineRule="auto"/>
-      </w:pPr>
-      <w:r>
-        <w:rPr>
-          <w:rFonts w:ascii="Times New Roman" w:hAnsi="Times New Roman"/>
-          <w:sz w:val="22"/>
-        </w:rPr>
-        <w:t>Isufferfromadvanceddementiaoranyotherconditionwhich</w:t>
-      </w:r>
-    </w:p>
-    <w:p>
-      <w:pPr>
-        <w:spacing w:after="40" w:line="240" w:lineRule="auto"/>
-      </w:pPr>
-      <w:r>
-        <w:rPr>
-          <w:rFonts w:ascii="Times New Roman" w:hAnsi="Times New Roman"/>
-          <w:sz w:val="22"/>
-        </w:rPr>
-        <w:t>(Initial)</w:t>
-      </w:r>
-    </w:p>
-    <w:p>
-      <w:pPr>
-        <w:spacing w:after="40" w:line="240" w:lineRule="auto"/>
-      </w:pPr>
-      <w:r>
-        <w:rPr>
-          <w:rFonts w:ascii="Times New Roman" w:hAnsi="Times New Roman"/>
-          <w:sz w:val="22"/>
-        </w:rPr>
-        <w:t>resultsinthesubstantial lossof mycognitiveabilityandmyhealth</w:t>
-      </w:r>
-    </w:p>
-    <w:p>
-      <w:pPr>
-        <w:spacing w:after="40" w:line="240" w:lineRule="auto"/>
-      </w:pPr>
-      <w:r>
-        <w:rPr>
-          <w:rFonts w:ascii="Times New Roman" w:hAnsi="Times New Roman"/>
-          <w:sz w:val="22"/>
-        </w:rPr>
-        <w:t>careprovidersdeterminethat,toahighdegree ofmedical</w:t>
-      </w:r>
-    </w:p>
-    <w:p>
-      <w:pPr>
-        <w:spacing w:after="40" w:line="240" w:lineRule="auto"/>
-      </w:pPr>
-      <w:r>
-        <w:rPr>
-          <w:rFonts w:ascii="Times New Roman" w:hAnsi="Times New Roman"/>
-          <w:sz w:val="22"/>
-        </w:rPr>
-        <w:t>certainty,thislossisnotreversible.</w:t>
-      </w:r>
-    </w:p>
-    <w:p/>
-    <w:p>
-      <w:pPr>
-        <w:spacing w:after="40" w:line="240" w:lineRule="auto"/>
-      </w:pPr>
-      <w:r>
-        <w:rPr>
-          <w:rFonts w:ascii="Times New Roman" w:hAnsi="Times New Roman"/>
-          <w:sz w:val="22"/>
-        </w:rPr>
-        <w:t>2.</w:t>
-      </w:r>
-    </w:p>
-    <w:p>
-      <w:pPr>
-        <w:spacing w:after="40" w:line="240" w:lineRule="auto"/>
-      </w:pPr>
-      <w:r>
-        <w:rPr>
-          <w:rFonts w:ascii="Times New Roman" w:hAnsi="Times New Roman"/>
-          <w:sz w:val="22"/>
-        </w:rPr>
-        <w:t>TheseareMyDirectivesaboutProlongingMyLife:</w:t>
-      </w:r>
-    </w:p>
-    <w:p>
-      <w:pPr>
-        <w:spacing w:after="40" w:line="240" w:lineRule="auto"/>
-      </w:pPr>
-      <w:r>
-        <w:rPr>
-          <w:rFonts w:ascii="Times New Roman" w:hAnsi="Times New Roman"/>
-          <w:sz w:val="22"/>
-        </w:rPr>
-        <w:t>In thosesituationsIhaveinitialedinSection1,Idirect thatmyhealthcareproviders:</w:t>
-      </w:r>
-    </w:p>
-    <w:p>
-      <w:pPr>
-        <w:spacing w:after="40" w:line="240" w:lineRule="auto"/>
-        <w:jc w:val="center"/>
-      </w:pPr>
-      <w:r>
-        <w:rPr>
-          <w:rFonts w:ascii="Times New Roman" w:hAnsi="Times New Roman"/>
-          <w:b/>
-          <w:sz w:val="22"/>
-        </w:rPr>
-        <w:t>NOTE:INITIALONLYINONEPLACE.</w:t>
-      </w:r>
-    </w:p>
-    <w:p/>
-    <w:p>
-      <w:pPr>
-        <w:spacing w:after="40" w:line="240" w:lineRule="auto"/>
-      </w:pPr>
-      <w:r>
-        <w:rPr>
-          <w:rFonts w:ascii="Times New Roman" w:hAnsi="Times New Roman"/>
-          <w:sz w:val="22"/>
-        </w:rPr>
-        <w:t>maywithholdorwithdraw life-prolongingmeasures.</w:t>
-      </w:r>
-    </w:p>
-    <w:p>
-      <w:pPr>
-        <w:spacing w:after="40" w:line="240" w:lineRule="auto"/>
-      </w:pPr>
-      <w:r>
-        <w:rPr>
-          <w:rFonts w:ascii="Times New Roman" w:hAnsi="Times New Roman"/>
-          <w:sz w:val="22"/>
-        </w:rPr>
-        <w:t>(Initial)</w:t>
-      </w:r>
-    </w:p>
-    <w:p/>
-    <w:p>
-      <w:pPr>
-        <w:spacing w:after="40" w:line="240" w:lineRule="auto"/>
-        <w:jc w:val="center"/>
-      </w:pPr>
-      <w:r>
-        <w:rPr>
-          <w:rFonts w:ascii="Times New Roman" w:hAnsi="Times New Roman"/>
-          <w:b/>
-          <w:sz w:val="22"/>
-        </w:rPr>
-        <w:t>LB</w:t>
-      </w:r>
-    </w:p>
-    <w:p>
-      <w:pPr>
-        <w:spacing w:after="40" w:line="240" w:lineRule="auto"/>
-      </w:pPr>
-      <w:r>
-        <w:rPr>
-          <w:rFonts w:ascii="Times New Roman" w:hAnsi="Times New Roman"/>
-          <w:sz w:val="22"/>
-        </w:rPr>
-        <w:t>shallwithholdorwithdrawlife-prolongingmeasures.</w:t>
-      </w:r>
-    </w:p>
-    <w:p>
-      <w:pPr>
-        <w:spacing w:after="40" w:line="240" w:lineRule="auto"/>
-      </w:pPr>
-      <w:r>
-        <w:rPr>
-          <w:rFonts w:ascii="Times New Roman" w:hAnsi="Times New Roman"/>
-          <w:sz w:val="22"/>
-        </w:rPr>
-        <w:t>(Initial)</w:t>
-      </w:r>
-    </w:p>
-    <w:p/>
-    <w:p>
-      <w:pPr>
-        <w:spacing w:after="40" w:line="240" w:lineRule="auto"/>
-      </w:pPr>
-      <w:r>
-        <w:rPr>
-          <w:rFonts w:ascii="Times New Roman" w:hAnsi="Times New Roman"/>
-          <w:sz w:val="22"/>
-        </w:rPr>
-        <w:t>LivingWillofWesley DaieBrowning</w:t>
-      </w:r>
-    </w:p>
-    <w:p>
-      <w:pPr>
-        <w:spacing w:after="40" w:line="240" w:lineRule="auto"/>
-      </w:pPr>
-      <w:r>
-        <w:rPr>
-          <w:rFonts w:ascii="Times New Roman" w:hAnsi="Times New Roman"/>
-          <w:sz w:val="22"/>
-        </w:rPr>
-        <w:t>Page 1 of4 Pages</w:t>
-      </w:r>
-    </w:p>
-    <w:p>
-      <w:r>
-        <w:br w:type="page"/>
-      </w:r>
-    </w:p>
-    <w:p>
-      <w:pPr>
-        <w:spacing w:after="40" w:line="240" w:lineRule="auto"/>
-      </w:pPr>
-      <w:r>
-        <w:rPr>
-          <w:rFonts w:ascii="Times New Roman" w:hAnsi="Times New Roman"/>
-          <w:sz w:val="22"/>
-        </w:rPr>
-        <w:t>3.</w:t>
-      </w:r>
-    </w:p>
-    <w:p>
-      <w:pPr>
-        <w:spacing w:after="40" w:line="240" w:lineRule="auto"/>
-      </w:pPr>
-      <w:r>
-        <w:rPr>
-          <w:rFonts w:ascii="Times New Roman" w:hAnsi="Times New Roman"/>
-          <w:sz w:val="22"/>
-        </w:rPr>
-        <w:t>Exceptions-"Artificial Nutrition orHydration"</w:t>
-      </w:r>
-    </w:p>
-    <w:p>
-      <w:pPr>
-        <w:spacing w:after="40" w:line="240" w:lineRule="auto"/>
-        <w:jc w:val="center"/>
-      </w:pPr>
-      <w:r>
-        <w:rPr>
-          <w:rFonts w:ascii="Times New Roman" w:hAnsi="Times New Roman"/>
-          <w:b/>
-          <w:sz w:val="22"/>
-        </w:rPr>
-        <w:t>NOTE:INITIALONLYIFYOUWANTTOMAKEEXCEPTIONSTOYOURINSTRUCTIONSIN</w:t>
-      </w:r>
-    </w:p>
-    <w:p>
-      <w:pPr>
-        <w:spacing w:after="40" w:line="240" w:lineRule="auto"/>
-        <w:jc w:val="center"/>
-      </w:pPr>
-      <w:r>
-        <w:rPr>
-          <w:rFonts w:ascii="Times New Roman" w:hAnsi="Times New Roman"/>
-          <w:b/>
-          <w:sz w:val="22"/>
-        </w:rPr>
-        <w:t>PARAGRAPH2.</w:t>
-      </w:r>
-    </w:p>
-    <w:p>
-      <w:pPr>
-        <w:spacing w:after="40" w:line="240" w:lineRule="auto"/>
-      </w:pPr>
-      <w:r>
-        <w:rPr>
-          <w:rFonts w:ascii="Times New Roman" w:hAnsi="Times New Roman"/>
-          <w:sz w:val="22"/>
-        </w:rPr>
-        <w:t>EVENTHOUGHIdonot wantmy lifeprolongedinthosesituationsIhavelinitialed inSection1:</w:t>
-      </w:r>
-    </w:p>
-    <w:p/>
-    <w:p>
-      <w:pPr>
-        <w:spacing w:after="40" w:line="240" w:lineRule="auto"/>
-      </w:pPr>
-      <w:r>
-        <w:rPr>
-          <w:rFonts w:ascii="Times New Roman" w:hAnsi="Times New Roman"/>
-          <w:sz w:val="22"/>
-        </w:rPr>
-        <w:t>IDOwanttoreceiveBOTHartificialhydrationANDartificialnutrition</w:t>
-      </w:r>
-    </w:p>
-    <w:p>
-      <w:pPr>
-        <w:spacing w:after="40" w:line="240" w:lineRule="auto"/>
-      </w:pPr>
-      <w:r>
-        <w:rPr>
-          <w:rFonts w:ascii="Times New Roman" w:hAnsi="Times New Roman"/>
-          <w:sz w:val="22"/>
-        </w:rPr>
-        <w:t>(Initial)</w:t>
-      </w:r>
-    </w:p>
-    <w:p>
-      <w:pPr>
-        <w:spacing w:after="40" w:line="240" w:lineRule="auto"/>
-      </w:pPr>
-      <w:r>
-        <w:rPr>
-          <w:rFonts w:ascii="Times New Roman" w:hAnsi="Times New Roman"/>
-          <w:sz w:val="22"/>
-        </w:rPr>
-        <w:t>(forexample,through tubes) in those situations.</w:t>
-      </w:r>
-    </w:p>
-    <w:p>
-      <w:pPr>
-        <w:spacing w:after="40" w:line="240" w:lineRule="auto"/>
-        <w:jc w:val="center"/>
-      </w:pPr>
-      <w:r>
-        <w:rPr>
-          <w:rFonts w:ascii="Times New Roman" w:hAnsi="Times New Roman"/>
-          <w:b/>
-          <w:sz w:val="22"/>
-        </w:rPr>
-        <w:t>NOTE:DONOTINITIALTHISBLOCKIFONEOFTHEBLOCKS</w:t>
-      </w:r>
-    </w:p>
-    <w:p>
-      <w:pPr>
-        <w:spacing w:after="40" w:line="240" w:lineRule="auto"/>
-        <w:jc w:val="center"/>
-      </w:pPr>
-      <w:r>
-        <w:rPr>
-          <w:rFonts w:ascii="Times New Roman" w:hAnsi="Times New Roman"/>
-          <w:b/>
-          <w:sz w:val="22"/>
-        </w:rPr>
-        <w:t>BELOWISINITIALED.</w:t>
-      </w:r>
-    </w:p>
-    <w:p>
-      <w:pPr>
-        <w:spacing w:after="40" w:line="240" w:lineRule="auto"/>
-      </w:pPr>
-      <w:r>
-        <w:rPr>
-          <w:rFonts w:ascii="Times New Roman" w:hAnsi="Times New Roman"/>
-          <w:sz w:val="22"/>
-        </w:rPr>
-        <w:t>IDOwant toreceiveONLYartificial hydration(for example,through</w:t>
-      </w:r>
-    </w:p>
-    <w:p>
-      <w:pPr>
-        <w:spacing w:after="40" w:line="240" w:lineRule="auto"/>
-      </w:pPr>
-      <w:r>
-        <w:rPr>
-          <w:rFonts w:ascii="Times New Roman" w:hAnsi="Times New Roman"/>
-          <w:sz w:val="22"/>
-        </w:rPr>
-        <w:t>(Initial)</w:t>
-      </w:r>
-    </w:p>
-    <w:p>
-      <w:pPr>
-        <w:spacing w:after="40" w:line="240" w:lineRule="auto"/>
-      </w:pPr>
-      <w:r>
-        <w:rPr>
-          <w:rFonts w:ascii="Times New Roman" w:hAnsi="Times New Roman"/>
-          <w:sz w:val="22"/>
-        </w:rPr>
-        <w:t>tubes)in those situations.</w:t>
-      </w:r>
-    </w:p>
-    <w:p>
-      <w:pPr>
-        <w:spacing w:after="40" w:line="240" w:lineRule="auto"/>
-        <w:jc w:val="center"/>
-      </w:pPr>
-      <w:r>
-        <w:rPr>
-          <w:rFonts w:ascii="Times New Roman" w:hAnsi="Times New Roman"/>
-          <w:b/>
-          <w:sz w:val="22"/>
-        </w:rPr>
-        <w:t>NOTE:DONOTINITIALTHEBLOCKABOVEORBELOWIF</w:t>
-      </w:r>
-    </w:p>
-    <w:p>
-      <w:pPr>
-        <w:spacing w:after="40" w:line="240" w:lineRule="auto"/>
-        <w:jc w:val="center"/>
-      </w:pPr>
-      <w:r>
-        <w:rPr>
-          <w:rFonts w:ascii="Times New Roman" w:hAnsi="Times New Roman"/>
-          <w:b/>
-          <w:sz w:val="22"/>
-        </w:rPr>
-        <w:t>THISBLOCKISINITIALED.</w:t>
-      </w:r>
-    </w:p>
-    <w:p/>
-    <w:p>
-      <w:pPr>
-        <w:spacing w:after="40" w:line="240" w:lineRule="auto"/>
-      </w:pPr>
-      <w:r>
-        <w:rPr>
-          <w:rFonts w:ascii="Times New Roman" w:hAnsi="Times New Roman"/>
-          <w:sz w:val="22"/>
-        </w:rPr>
-        <w:t>IDOwanttoreceiveONLYartificial nutrition(forlexample,through</w:t>
-      </w:r>
-    </w:p>
-    <w:p>
-      <w:pPr>
-        <w:spacing w:after="40" w:line="240" w:lineRule="auto"/>
-      </w:pPr>
-      <w:r>
-        <w:rPr>
-          <w:rFonts w:ascii="Times New Roman" w:hAnsi="Times New Roman"/>
-          <w:sz w:val="22"/>
-        </w:rPr>
-        <w:t>(Initial)</w:t>
-      </w:r>
-    </w:p>
-    <w:p>
-      <w:pPr>
-        <w:spacing w:after="40" w:line="240" w:lineRule="auto"/>
-      </w:pPr>
-      <w:r>
-        <w:rPr>
-          <w:rFonts w:ascii="Times New Roman" w:hAnsi="Times New Roman"/>
-          <w:sz w:val="22"/>
-        </w:rPr>
-        <w:t>tubes)in those situations.</w:t>
-      </w:r>
-    </w:p>
-    <w:p>
-      <w:pPr>
-        <w:spacing w:after="40" w:line="240" w:lineRule="auto"/>
-        <w:jc w:val="center"/>
-      </w:pPr>
-      <w:r>
-        <w:rPr>
-          <w:rFonts w:ascii="Times New Roman" w:hAnsi="Times New Roman"/>
-          <w:b/>
-          <w:sz w:val="22"/>
-        </w:rPr>
-        <w:t>NOTE:DONOTINITIALEITHEROFTHETWOBLOCKSABOVE</w:t>
-      </w:r>
-    </w:p>
-    <w:p>
-      <w:pPr>
-        <w:spacing w:after="40" w:line="240" w:lineRule="auto"/>
-        <w:jc w:val="center"/>
-      </w:pPr>
-      <w:r>
-        <w:rPr>
-          <w:rFonts w:ascii="Times New Roman" w:hAnsi="Times New Roman"/>
-          <w:b/>
-          <w:sz w:val="22"/>
-        </w:rPr>
-        <w:t>IFTHISBLOCKISINITIALED.</w:t>
-      </w:r>
-    </w:p>
-    <w:p/>
-    <w:p>
-      <w:pPr>
-        <w:spacing w:after="40" w:line="240" w:lineRule="auto"/>
-      </w:pPr>
-      <w:r>
-        <w:rPr>
-          <w:rFonts w:ascii="Times New Roman" w:hAnsi="Times New Roman"/>
-          <w:sz w:val="22"/>
-        </w:rPr>
-        <w:t>4.</w:t>
-      </w:r>
-    </w:p>
-    <w:p>
-      <w:pPr>
-        <w:spacing w:after="40" w:line="240" w:lineRule="auto"/>
-      </w:pPr>
-      <w:r>
-        <w:rPr>
-          <w:rFonts w:ascii="Times New Roman" w:hAnsi="Times New Roman"/>
-          <w:sz w:val="22"/>
-        </w:rPr>
-        <w:t>IWishtobeMadeasComfortableasPossible</w:t>
-      </w:r>
-    </w:p>
-    <w:p>
-      <w:pPr>
-        <w:spacing w:after="40" w:line="240" w:lineRule="auto"/>
-      </w:pPr>
-      <w:r>
-        <w:rPr>
-          <w:rFonts w:ascii="Times New Roman" w:hAnsi="Times New Roman"/>
-          <w:sz w:val="22"/>
-        </w:rPr>
-        <w:t>Idirectthatmyhealthcareproviderstakereasonablestepstokeepmeasclean,comfortable,</w:t>
-      </w:r>
-    </w:p>
-    <w:p>
-      <w:pPr>
-        <w:spacing w:after="40" w:line="240" w:lineRule="auto"/>
-      </w:pPr>
-      <w:r>
-        <w:rPr>
-          <w:rFonts w:ascii="Times New Roman" w:hAnsi="Times New Roman"/>
-          <w:sz w:val="22"/>
-        </w:rPr>
-        <w:t>andfreeofpainaspossiblesothatmydignityismaintained,eventhoughthiscaremayhasten</w:t>
-      </w:r>
-    </w:p>
-    <w:p>
-      <w:pPr>
-        <w:spacing w:after="40" w:line="240" w:lineRule="auto"/>
-      </w:pPr>
-      <w:r>
-        <w:rPr>
-          <w:rFonts w:ascii="Times New Roman" w:hAnsi="Times New Roman"/>
-          <w:sz w:val="22"/>
-        </w:rPr>
-        <w:t>my death.</w:t>
-      </w:r>
-    </w:p>
-    <w:p>
-      <w:pPr>
-        <w:spacing w:after="40" w:line="240" w:lineRule="auto"/>
-      </w:pPr>
-      <w:r>
-        <w:rPr>
-          <w:rFonts w:ascii="Times New Roman" w:hAnsi="Times New Roman"/>
-          <w:sz w:val="22"/>
-        </w:rPr>
-        <w:t>5.</w:t>
-      </w:r>
-    </w:p>
-    <w:p>
-      <w:pPr>
-        <w:spacing w:after="40" w:line="240" w:lineRule="auto"/>
-      </w:pPr>
-      <w:r>
-        <w:rPr>
-          <w:rFonts w:ascii="Times New Roman" w:hAnsi="Times New Roman"/>
-          <w:sz w:val="22"/>
-        </w:rPr>
-        <w:t>IUnderstandmyAdvanceDirective</w:t>
-      </w:r>
-    </w:p>
-    <w:p>
-      <w:pPr>
-        <w:spacing w:after="40" w:line="240" w:lineRule="auto"/>
-      </w:pPr>
-      <w:r>
-        <w:rPr>
-          <w:rFonts w:ascii="Times New Roman" w:hAnsi="Times New Roman"/>
-          <w:sz w:val="22"/>
-        </w:rPr>
-        <w:t>Iamawareandunderstandthatthisdocumentdirectscertainlife-prolongingmeasurestobe</w:t>
-      </w:r>
-    </w:p>
-    <w:p>
-      <w:pPr>
-        <w:spacing w:after="40" w:line="240" w:lineRule="auto"/>
-      </w:pPr>
-      <w:r>
-        <w:rPr>
-          <w:rFonts w:ascii="Times New Roman" w:hAnsi="Times New Roman"/>
-          <w:sz w:val="22"/>
-        </w:rPr>
-        <w:t>withheldordiscontinuedinaccordancewithmyadvanceinstructions.</w:t>
-      </w:r>
-    </w:p>
-    <w:p/>
-    <w:p>
-      <w:pPr>
-        <w:spacing w:after="40" w:line="240" w:lineRule="auto"/>
-      </w:pPr>
-      <w:r>
-        <w:rPr>
-          <w:rFonts w:ascii="Times New Roman" w:hAnsi="Times New Roman"/>
-          <w:sz w:val="22"/>
-        </w:rPr>
-        <w:t>6.</w:t>
-      </w:r>
-    </w:p>
-    <w:p>
-      <w:pPr>
-        <w:spacing w:after="40" w:line="240" w:lineRule="auto"/>
-      </w:pPr>
-      <w:r>
-        <w:rPr>
-          <w:rFonts w:ascii="Times New Roman" w:hAnsi="Times New Roman"/>
-          <w:sz w:val="22"/>
-        </w:rPr>
-        <w:t>IfIhaveanAvailableHeaithCareAgent</w:t>
-      </w:r>
-    </w:p>
-    <w:p/>
-    <w:p>
-      <w:pPr>
-        <w:spacing w:after="40" w:line="240" w:lineRule="auto"/>
-      </w:pPr>
-      <w:r>
-        <w:rPr>
-          <w:rFonts w:ascii="Times New Roman" w:hAnsi="Times New Roman"/>
-          <w:sz w:val="22"/>
-        </w:rPr>
-        <w:t>If|haveappointedahealthcareagentbyexecutingahealthcarepowerlof attorneyorsimilar</w:t>
-      </w:r>
-    </w:p>
-    <w:p>
-      <w:pPr>
-        <w:spacing w:after="40" w:line="240" w:lineRule="auto"/>
-      </w:pPr>
-      <w:r>
-        <w:rPr>
-          <w:rFonts w:ascii="Times New Roman" w:hAnsi="Times New Roman"/>
-          <w:sz w:val="22"/>
-        </w:rPr>
-        <w:t>instrument,andthathealthcareagentisacting andavailableandgivesihstructionsthatdiffer</w:t>
-      </w:r>
-    </w:p>
-    <w:p>
-      <w:pPr>
-        <w:spacing w:after="40" w:line="240" w:lineRule="auto"/>
-      </w:pPr>
-      <w:r>
-        <w:rPr>
-          <w:rFonts w:ascii="Times New Roman" w:hAnsi="Times New Roman"/>
-          <w:sz w:val="22"/>
-        </w:rPr>
-        <w:t>fromthisAdvanceDirective,thenIdirectthat:</w:t>
-      </w:r>
-    </w:p>
-    <w:p/>
-    <w:p>
-      <w:pPr>
-        <w:spacing w:after="40" w:line="240" w:lineRule="auto"/>
-      </w:pPr>
-      <w:r>
-        <w:rPr>
-          <w:rFonts w:ascii="Times New Roman" w:hAnsi="Times New Roman"/>
-          <w:sz w:val="22"/>
-        </w:rPr>
-        <w:t>FollowAdvanceDirective:ThisAdvanceDirectivewilloverride</w:t>
-      </w:r>
-    </w:p>
-    <w:p>
-      <w:pPr>
-        <w:spacing w:after="40" w:line="240" w:lineRule="auto"/>
-      </w:pPr>
-      <w:r>
-        <w:rPr>
-          <w:rFonts w:ascii="Times New Roman" w:hAnsi="Times New Roman"/>
-          <w:sz w:val="22"/>
-        </w:rPr>
-        <w:t>(Initial)</w:t>
-      </w:r>
-    </w:p>
-    <w:p/>
-    <w:p>
-      <w:pPr>
-        <w:spacing w:after="40" w:line="240" w:lineRule="auto"/>
-      </w:pPr>
-      <w:r>
-        <w:rPr>
-          <w:rFonts w:ascii="Times New Roman" w:hAnsi="Times New Roman"/>
-          <w:sz w:val="22"/>
-        </w:rPr>
-        <w:t>FollowHealthCareAgent:Myhealthcareagenthasauthority</w:t>
-      </w:r>
-    </w:p>
-    <w:p>
-      <w:pPr>
-        <w:spacing w:after="40" w:line="240" w:lineRule="auto"/>
-      </w:pPr>
-      <w:r>
-        <w:rPr>
-          <w:rFonts w:ascii="Times New Roman" w:hAnsi="Times New Roman"/>
-          <w:sz w:val="22"/>
-        </w:rPr>
-        <w:t>(Initial)</w:t>
-      </w:r>
-    </w:p>
-    <w:p>
-      <w:pPr>
-        <w:spacing w:after="40" w:line="240" w:lineRule="auto"/>
-      </w:pPr>
-      <w:r>
-        <w:rPr>
-          <w:rFonts w:ascii="Times New Roman" w:hAnsi="Times New Roman"/>
-          <w:sz w:val="22"/>
-        </w:rPr>
-        <w:t>tooverridethisAdvanceDirective.</w:t>
-      </w:r>
-    </w:p>
-    <w:p/>
-    <w:p>
-      <w:pPr>
-        <w:spacing w:after="40" w:line="240" w:lineRule="auto"/>
-      </w:pPr>
-      <w:r>
-        <w:rPr>
-          <w:rFonts w:ascii="Times New Roman" w:hAnsi="Times New Roman"/>
-          <w:sz w:val="22"/>
-        </w:rPr>
-        <w:t>LivingWillof Wesley DaleBrowning</w:t>
-      </w:r>
-    </w:p>
-    <w:p>
-      <w:pPr>
-        <w:spacing w:after="40" w:line="240" w:lineRule="auto"/>
-      </w:pPr>
-      <w:r>
-        <w:rPr>
-          <w:rFonts w:ascii="Times New Roman" w:hAnsi="Times New Roman"/>
-          <w:sz w:val="22"/>
-        </w:rPr>
-        <w:t>Page 2 of 4 Pages</w:t>
-      </w:r>
-    </w:p>
-    <w:p>
-      <w:r>
-        <w:br w:type="page"/>
-      </w:r>
-    </w:p>
-    <w:p>
-      <w:pPr>
-        <w:spacing w:after="40" w:line="240" w:lineRule="auto"/>
-        <w:jc w:val="center"/>
-      </w:pPr>
-      <w:r>
-        <w:rPr>
-          <w:rFonts w:ascii="Times New Roman" w:hAnsi="Times New Roman"/>
-          <w:b/>
-          <w:sz w:val="22"/>
-        </w:rPr>
-        <w:t>YOURHEALTHCAREPROVIDERSWILLFOLLOWTHISADVANCEDIRECTIVEAND</w:t>
-      </w:r>
-    </w:p>
-    <w:p>
-      <w:pPr>
-        <w:spacing w:after="40" w:line="240" w:lineRule="auto"/>
-        <w:jc w:val="center"/>
-      </w:pPr>
-      <w:r>
-        <w:rPr>
-          <w:rFonts w:ascii="Times New Roman" w:hAnsi="Times New Roman"/>
-          <w:b/>
-          <w:sz w:val="22"/>
-        </w:rPr>
-        <w:t>IGNORETHEINSTRUCTIONSOFYOURHEALTHCAREAGENTABOUTPROLONGING</w:t>
-      </w:r>
-    </w:p>
-    <w:p>
-      <w:pPr>
-        <w:spacing w:after="40" w:line="240" w:lineRule="auto"/>
-        <w:jc w:val="center"/>
-      </w:pPr>
-      <w:r>
-        <w:rPr>
-          <w:rFonts w:ascii="Times New Roman" w:hAnsi="Times New Roman"/>
-          <w:b/>
-          <w:sz w:val="22"/>
-        </w:rPr>
-        <w:t>YOURLIFE.</w:t>
-      </w:r>
-    </w:p>
-    <w:p/>
-    <w:p>
-      <w:pPr>
-        <w:spacing w:after="40" w:line="240" w:lineRule="auto"/>
-      </w:pPr>
-      <w:r>
-        <w:rPr>
-          <w:rFonts w:ascii="Times New Roman" w:hAnsi="Times New Roman"/>
-          <w:sz w:val="22"/>
-        </w:rPr>
-        <w:t>7.</w:t>
-      </w:r>
-    </w:p>
-    <w:p>
-      <w:pPr>
-        <w:spacing w:after="40" w:line="240" w:lineRule="auto"/>
-      </w:pPr>
-      <w:r>
-        <w:rPr>
-          <w:rFonts w:ascii="Times New Roman" w:hAnsi="Times New Roman"/>
-          <w:sz w:val="22"/>
-        </w:rPr>
-        <w:t>MyHealthCareProvidersMayRelyonthisDirective</w:t>
-      </w:r>
-    </w:p>
-    <w:p>
-      <w:pPr>
-        <w:spacing w:after="40" w:line="240" w:lineRule="auto"/>
-      </w:pPr>
-      <w:r>
-        <w:rPr>
-          <w:rFonts w:ascii="Times New Roman" w:hAnsi="Times New Roman"/>
-          <w:sz w:val="22"/>
-        </w:rPr>
-        <w:t>Myhealthcareprovidersshallnotbeliabletomeortomyfamily,myestate,myheirs,ormy</w:t>
-      </w:r>
-    </w:p>
-    <w:p>
-      <w:pPr>
-        <w:spacing w:after="40" w:line="240" w:lineRule="auto"/>
-      </w:pPr>
-      <w:r>
-        <w:rPr>
-          <w:rFonts w:ascii="Times New Roman" w:hAnsi="Times New Roman"/>
-          <w:sz w:val="22"/>
-        </w:rPr>
-        <w:t>personalrepresentativeforfollowingtheinstructionsIgiveinthisinstrument.Followingmy</w:t>
-      </w:r>
-    </w:p>
-    <w:p>
-      <w:pPr>
-        <w:spacing w:after="40" w:line="240" w:lineRule="auto"/>
-      </w:pPr>
-      <w:r>
-        <w:rPr>
-          <w:rFonts w:ascii="Times New Roman" w:hAnsi="Times New Roman"/>
-          <w:sz w:val="22"/>
-        </w:rPr>
-        <w:t>directionsshallnotbeconsideredsuicide,orthecauseofmydeath,ormalpracticeor</w:t>
-      </w:r>
-    </w:p>
-    <w:p>
-      <w:pPr>
-        <w:spacing w:after="40" w:line="240" w:lineRule="auto"/>
-      </w:pPr>
-      <w:r>
-        <w:rPr>
-          <w:rFonts w:ascii="Times New Roman" w:hAnsi="Times New Roman"/>
-          <w:sz w:val="22"/>
-        </w:rPr>
-        <w:t>unprofessionalconduct.IfIhaverevoked thisinstrumentbutmyhealthcareprovidersdonot</w:t>
-      </w:r>
-    </w:p>
-    <w:p>
-      <w:pPr>
-        <w:spacing w:after="40" w:line="240" w:lineRule="auto"/>
-      </w:pPr>
-      <w:r>
-        <w:rPr>
-          <w:rFonts w:ascii="Times New Roman" w:hAnsi="Times New Roman"/>
-          <w:sz w:val="22"/>
-        </w:rPr>
-        <w:t>knowthatIhavedoneso,andtheyfollowtheinstructionsinthisinstrumentingoodfaith,they</w:t>
-      </w:r>
-    </w:p>
-    <w:p>
-      <w:pPr>
-        <w:spacing w:after="40" w:line="240" w:lineRule="auto"/>
-      </w:pPr>
-      <w:r>
-        <w:rPr>
-          <w:rFonts w:ascii="Times New Roman" w:hAnsi="Times New Roman"/>
-          <w:sz w:val="22"/>
-        </w:rPr>
-        <w:t>shallbeentitledtothesameprotectionstowhichtheywouldhavebeenentitledif theinstrument</w:t>
-      </w:r>
-    </w:p>
-    <w:p>
-      <w:pPr>
-        <w:spacing w:after="40" w:line="240" w:lineRule="auto"/>
-      </w:pPr>
-      <w:r>
-        <w:rPr>
-          <w:rFonts w:ascii="Times New Roman" w:hAnsi="Times New Roman"/>
-          <w:sz w:val="22"/>
-        </w:rPr>
-        <w:t>hadnotbeenrevoked.</w:t>
-      </w:r>
-    </w:p>
-    <w:p>
-      <w:pPr>
-        <w:spacing w:after="40" w:line="240" w:lineRule="auto"/>
-      </w:pPr>
-      <w:r>
-        <w:rPr>
-          <w:rFonts w:ascii="Times New Roman" w:hAnsi="Times New Roman"/>
-          <w:sz w:val="22"/>
-        </w:rPr>
-        <w:t>8.</w:t>
-      </w:r>
-    </w:p>
-    <w:p>
-      <w:pPr>
-        <w:spacing w:after="40" w:line="240" w:lineRule="auto"/>
-      </w:pPr>
-      <w:r>
-        <w:rPr>
-          <w:rFonts w:ascii="Times New Roman" w:hAnsi="Times New Roman"/>
-          <w:sz w:val="22"/>
-        </w:rPr>
-        <w:t>IWantthisDirectivetobeEffectiveAnywhere</w:t>
-      </w:r>
-    </w:p>
-    <w:p>
-      <w:pPr>
-        <w:spacing w:after="40" w:line="240" w:lineRule="auto"/>
-      </w:pPr>
-      <w:r>
-        <w:rPr>
-          <w:rFonts w:ascii="Times New Roman" w:hAnsi="Times New Roman"/>
-          <w:sz w:val="22"/>
-        </w:rPr>
-        <w:t>Iintendthat thisAdvanceDirectivebefollowedby anyhealthcareproviderinanyplace.</w:t>
-      </w:r>
-    </w:p>
-    <w:p>
-      <w:pPr>
-        <w:spacing w:after="40" w:line="240" w:lineRule="auto"/>
-      </w:pPr>
-      <w:r>
-        <w:rPr>
-          <w:rFonts w:ascii="Times New Roman" w:hAnsi="Times New Roman"/>
-          <w:sz w:val="22"/>
-        </w:rPr>
-        <w:t>9.</w:t>
-      </w:r>
-    </w:p>
-    <w:p>
-      <w:pPr>
-        <w:spacing w:after="40" w:line="240" w:lineRule="auto"/>
-      </w:pPr>
-      <w:r>
-        <w:rPr>
-          <w:rFonts w:ascii="Times New Roman" w:hAnsi="Times New Roman"/>
-          <w:sz w:val="22"/>
-        </w:rPr>
-        <w:t>IhavetheRighttoRevokethisDirection</w:t>
-      </w:r>
-    </w:p>
-    <w:p>
-      <w:pPr>
-        <w:spacing w:after="40" w:line="240" w:lineRule="auto"/>
-      </w:pPr>
-      <w:r>
-        <w:rPr>
-          <w:rFonts w:ascii="Times New Roman" w:hAnsi="Times New Roman"/>
-          <w:sz w:val="22"/>
-        </w:rPr>
-        <w:t>Iunderstand thatat anytimeImayrevoke thisAdvanceDirectiveinawritingIsignorby</w:t>
-      </w:r>
-    </w:p>
-    <w:p>
-      <w:pPr>
-        <w:spacing w:after="40" w:line="240" w:lineRule="auto"/>
-      </w:pPr>
-      <w:r>
-        <w:rPr>
-          <w:rFonts w:ascii="Times New Roman" w:hAnsi="Times New Roman"/>
-          <w:sz w:val="22"/>
-        </w:rPr>
-        <w:t>physician.Iunderstand thatifIrevokethis instrument,I should try todestroy allcopiesof it.</w:t>
-      </w:r>
-    </w:p>
-    <w:p/>
-    <w:p>
-      <w:pPr>
-        <w:spacing w:after="40" w:line="240" w:lineRule="auto"/>
-      </w:pPr>
-      <w:r>
-        <w:rPr>
-          <w:rFonts w:ascii="Times New Roman" w:hAnsi="Times New Roman"/>
-          <w:sz w:val="22"/>
-        </w:rPr>
-        <w:t>This the</w:t>
-      </w:r>
-    </w:p>
-    <w:p>
-      <w:pPr>
-        <w:spacing w:after="40" w:line="240" w:lineRule="auto"/>
-      </w:pPr>
-      <w:r>
-        <w:rPr>
-          <w:rFonts w:ascii="Times New Roman" w:hAnsi="Times New Roman"/>
-          <w:sz w:val="22"/>
-        </w:rPr>
-        <w:t>dayofJune2023.</w:t>
-      </w:r>
-    </w:p>
-    <w:p/>
-    <w:p>
-      <w:pPr>
-        <w:spacing w:after="40" w:line="240" w:lineRule="auto"/>
-      </w:pPr>
-      <w:r>
-        <w:rPr>
-          <w:rFonts w:ascii="Times New Roman" w:hAnsi="Times New Roman"/>
-          <w:sz w:val="22"/>
-        </w:rPr>
-        <w:t>WesleyDaleBrowning</w:t>
-      </w:r>
-    </w:p>
-    <w:p/>
-    <w:p>
-      <w:pPr>
-        <w:spacing w:after="40" w:line="240" w:lineRule="auto"/>
-      </w:pPr>
-      <w:r>
-        <w:rPr>
-          <w:rFonts w:ascii="Times New Roman" w:hAnsi="Times New Roman"/>
-          <w:sz w:val="22"/>
-        </w:rPr>
-        <w:t>LivingWillofWesleyDaleBrowning</w:t>
-      </w:r>
-    </w:p>
-    <w:p>
-      <w:pPr>
-        <w:spacing w:after="40" w:line="240" w:lineRule="auto"/>
-      </w:pPr>
-      <w:r>
-        <w:rPr>
-          <w:rFonts w:ascii="Times New Roman" w:hAnsi="Times New Roman"/>
-          <w:sz w:val="22"/>
-        </w:rPr>
-        <w:t>Page3of4Pages</w:t>
-      </w:r>
-    </w:p>
-    <w:p>
-      <w:r>
-        <w:br w:type="page"/>
-      </w:r>
-    </w:p>
-    <w:p>
-      <w:pPr>
-        <w:spacing w:after="40" w:line="240" w:lineRule="auto"/>
-      </w:pPr>
-      <w:r>
-        <w:rPr>
-          <w:rFonts w:ascii="Times New Roman" w:hAnsi="Times New Roman"/>
-          <w:sz w:val="22"/>
-        </w:rPr>
-        <w:t>Iherebystate that thedeclarant,WesleyDaleBrowningbeingofsoundmind,signedordirected another</w:t>
-      </w:r>
-    </w:p>
-    <w:p>
-      <w:pPr>
-        <w:spacing w:after="40"/>
-      </w:pPr>
-      <w:r>
-        <w:rPr>
-          <w:rFonts w:ascii="Times New Roman" w:hAnsi="Times New Roman"/>
-          <w:sz w:val="22"/>
-        </w:rPr>
-        <w:t>__________________________________________</w:t>
-      </w:r>
-    </w:p>
-    <w:p>
-      <w:pPr>
-        <w:spacing w:after="40" w:line="240" w:lineRule="auto"/>
-      </w:pPr>
-      <w:r>
-        <w:rPr>
-          <w:rFonts w:ascii="Times New Roman" w:hAnsi="Times New Roman"/>
-          <w:sz w:val="22"/>
-        </w:rPr>
-        <w:t>tosignondeclarant'sbehalf)theforegoingAdvanceDirectiveforaNaturalDeathinmypresence，and</w:t>
-      </w:r>
-    </w:p>
-    <w:p>
-      <w:pPr>
-        <w:spacing w:after="40" w:line="240" w:lineRule="auto"/>
-      </w:pPr>
-      <w:r>
-        <w:rPr>
-          <w:rFonts w:ascii="Times New Roman" w:hAnsi="Times New Roman"/>
-          <w:sz w:val="22"/>
-        </w:rPr>
-        <w:t>thatIamnotrelatedtothedeclarantbybloodormarriage,andIwouldnotbeentitledtoanyportionof</w:t>
-      </w:r>
-    </w:p>
-    <w:p>
-      <w:pPr>
-        <w:spacing w:after="40" w:line="240" w:lineRule="auto"/>
-      </w:pPr>
-      <w:r>
-        <w:rPr>
-          <w:rFonts w:ascii="Times New Roman" w:hAnsi="Times New Roman"/>
-          <w:sz w:val="22"/>
-        </w:rPr>
-        <w:t>theestateof thedeclarantunderanyexistingwillorcodicilof thedeclarantoras anheirunderthe</w:t>
-      </w:r>
-    </w:p>
-    <w:p>
-      <w:pPr>
-        <w:spacing w:after="40" w:line="240" w:lineRule="auto"/>
-      </w:pPr>
-      <w:r>
-        <w:rPr>
-          <w:rFonts w:ascii="Times New Roman" w:hAnsi="Times New Roman"/>
-          <w:sz w:val="22"/>
-        </w:rPr>
-        <w:t>IntestateSuccessionAct,if thedeclarantdiedonthisdatewithoutawill.Ialsostatethat|amnot the</w:t>
-      </w:r>
-    </w:p>
-    <w:p>
-      <w:pPr>
-        <w:spacing w:after="40" w:line="240" w:lineRule="auto"/>
-      </w:pPr>
-      <w:r>
-        <w:rPr>
-          <w:rFonts w:ascii="Times New Roman" w:hAnsi="Times New Roman"/>
-          <w:sz w:val="22"/>
-        </w:rPr>
-        <w:t>declarant'sattendingphysician,nora licensedhealthcareproviderwhois(1)anemployeeof the</w:t>
-      </w:r>
-    </w:p>
-    <w:p>
-      <w:pPr>
-        <w:spacing w:after="40" w:line="240" w:lineRule="auto"/>
-      </w:pPr>
-      <w:r>
-        <w:rPr>
-          <w:rFonts w:ascii="Times New Roman" w:hAnsi="Times New Roman"/>
-          <w:sz w:val="22"/>
-        </w:rPr>
-        <w:t>declarant'sattendingphysician,(2)noranemployeeof thehealthfacilityinwhichthedeclarant isa</w:t>
-      </w:r>
-    </w:p>
-    <w:p>
-      <w:pPr>
-        <w:spacing w:after="40" w:line="240" w:lineRule="auto"/>
-      </w:pPr>
-      <w:r>
-        <w:rPr>
-          <w:rFonts w:ascii="Times New Roman" w:hAnsi="Times New Roman"/>
-          <w:sz w:val="22"/>
-        </w:rPr>
-        <w:t>patient,or(3)anemployeeofanursinghomeorany adultcarehomewherethedeclarantresides.|</w:t>
-      </w:r>
-    </w:p>
-    <w:p>
-      <w:pPr>
-        <w:spacing w:after="40" w:line="240" w:lineRule="auto"/>
-      </w:pPr>
-      <w:r>
-        <w:rPr>
-          <w:rFonts w:ascii="Times New Roman" w:hAnsi="Times New Roman"/>
-          <w:sz w:val="22"/>
-        </w:rPr>
-        <w:t>furtherstatethatIdonothaveanyclaimagainstthedeclarantortheestateof thedeclarant.</w:t>
-      </w:r>
-    </w:p>
-    <w:p>
-      <w:pPr>
-        <w:spacing w:after="40" w:line="240" w:lineRule="auto"/>
-      </w:pPr>
-      <w:r>
-        <w:rPr>
-          <w:rFonts w:ascii="Times New Roman" w:hAnsi="Times New Roman"/>
-          <w:sz w:val="22"/>
-        </w:rPr>
-        <w:t>6/21/2023</w:t>
-      </w:r>
-    </w:p>
-    <w:p>
-      <w:pPr>
-        <w:spacing w:after="40" w:line="240" w:lineRule="auto"/>
-      </w:pPr>
-      <w:r>
-        <w:rPr>
-          <w:rFonts w:ascii="Times New Roman" w:hAnsi="Times New Roman"/>
-          <w:sz w:val="22"/>
-        </w:rPr>
-        <w:t>Date</w:t>
-      </w:r>
-    </w:p>
-    <w:p>
-      <w:pPr>
-        <w:spacing w:after="40" w:line="240" w:lineRule="auto"/>
-      </w:pPr>
-      <w:r>
-        <w:rPr>
-          <w:rFonts w:ascii="Times New Roman" w:hAnsi="Times New Roman"/>
-          <w:sz w:val="22"/>
-        </w:rPr>
-        <w:t>MarkMclntyre,Witness</w:t>
-      </w:r>
-    </w:p>
-    <w:p>
-      <w:pPr>
-        <w:spacing w:after="40"/>
-      </w:pPr>
-      <w:r>
-        <w:rPr>
-          <w:rFonts w:ascii="Times New Roman" w:hAnsi="Times New Roman"/>
-          <w:sz w:val="22"/>
-        </w:rPr>
-        <w:t>__________________________________________</w:t>
-      </w:r>
-    </w:p>
-    <w:p/>
-    <w:p>
-      <w:pPr>
-        <w:spacing w:after="40" w:line="240" w:lineRule="auto"/>
-      </w:pPr>
-      <w:r>
-        <w:rPr>
-          <w:rFonts w:ascii="Times New Roman" w:hAnsi="Times New Roman"/>
-          <w:sz w:val="22"/>
-        </w:rPr>
-        <w:t>Date</w:t>
-      </w:r>
-    </w:p>
-    <w:p>
-      <w:pPr>
-        <w:spacing w:after="40" w:line="240" w:lineRule="auto"/>
-      </w:pPr>
-      <w:r>
-        <w:rPr>
-          <w:rFonts w:ascii="Times New Roman" w:hAnsi="Times New Roman"/>
-          <w:sz w:val="22"/>
-        </w:rPr>
-        <w:t>BenjaminBurroughs-Murray,Witness</w:t>
-      </w:r>
-    </w:p>
-    <w:p>
-      <w:pPr>
-        <w:spacing w:after="40"/>
-      </w:pPr>
-      <w:r>
-        <w:rPr>
-          <w:rFonts w:ascii="Times New Roman" w:hAnsi="Times New Roman"/>
-          <w:sz w:val="22"/>
-        </w:rPr>
-        <w:t>__________________________________________</w:t>
-      </w:r>
-    </w:p>
-    <w:p/>
-    <w:p>
-      <w:pPr>
-        <w:spacing w:after="40" w:line="240" w:lineRule="auto"/>
-        <w:jc w:val="center"/>
-      </w:pPr>
-      <w:r>
-        <w:rPr>
-          <w:rFonts w:ascii="Times New Roman" w:hAnsi="Times New Roman"/>
-          <w:b/>
-          <w:sz w:val="22"/>
-        </w:rPr>
-        <w:t>STATEOFNORTHCAROLINA</w:t>
-      </w:r>
-    </w:p>
-    <w:p>
-      <w:pPr>
-        <w:spacing w:after="40" w:line="240" w:lineRule="auto"/>
-        <w:jc w:val="center"/>
-      </w:pPr>
-      <w:r>
-        <w:rPr>
-          <w:rFonts w:ascii="Times New Roman" w:hAnsi="Times New Roman"/>
-          <w:b/>
-          <w:sz w:val="22"/>
-        </w:rPr>
-        <w:t>WAKECOUNTY</w:t>
-      </w:r>
-    </w:p>
-    <w:p>
-      <w:pPr>
-        <w:spacing w:after="40" w:line="240" w:lineRule="auto"/>
-      </w:pPr>
-      <w:r>
-        <w:rPr>
-          <w:rFonts w:ascii="Times New Roman" w:hAnsi="Times New Roman"/>
-          <w:sz w:val="22"/>
-        </w:rPr>
-        <w:t>Swornto(oraffirmed)andsubscribedbeforemethisdaybyWesleyDale Browning,Mark</w:t>
-      </w:r>
-    </w:p>
-    <w:p>
-      <w:pPr>
-        <w:spacing w:after="40"/>
-      </w:pPr>
-      <w:r>
-        <w:rPr>
-          <w:rFonts w:ascii="Times New Roman" w:hAnsi="Times New Roman"/>
-          <w:sz w:val="22"/>
-        </w:rPr>
-        <w:t>__________________________________________</w:t>
-      </w:r>
-    </w:p>
-    <w:p>
-      <w:pPr>
-        <w:spacing w:after="40" w:line="240" w:lineRule="auto"/>
-      </w:pPr>
-      <w:r>
-        <w:rPr>
-          <w:rFonts w:ascii="Times New Roman" w:hAnsi="Times New Roman"/>
-          <w:sz w:val="22"/>
-        </w:rPr>
-        <w:t>MclntyreandBenjaminBurroughs-Murray</w:t>
-      </w:r>
-    </w:p>
-    <w:p>
-      <w:pPr>
-        <w:spacing w:after="40" w:line="240" w:lineRule="auto"/>
-      </w:pPr>
-      <w:r>
-        <w:rPr>
-          <w:rFonts w:ascii="Times New Roman" w:hAnsi="Times New Roman"/>
-          <w:sz w:val="22"/>
-        </w:rPr>
-        <w:t>This the Z1_,day of June 2023.</w:t>
-      </w:r>
-    </w:p>
-    <w:p/>
-    <w:p>
-      <w:pPr>
-        <w:spacing w:after="40" w:line="240" w:lineRule="auto"/>
-      </w:pPr>
-      <w:r>
-        <w:rPr>
-          <w:rFonts w:ascii="Times New Roman" w:hAnsi="Times New Roman"/>
-          <w:sz w:val="22"/>
-        </w:rPr>
-        <w:t>A.JustinEldreth,NotaryPublic</w:t>
-      </w:r>
-    </w:p>
-    <w:p>
-      <w:pPr>
-        <w:spacing w:after="40" w:line="240" w:lineRule="auto"/>
-      </w:pPr>
-      <w:r>
-        <w:rPr>
-          <w:rFonts w:ascii="Times New Roman" w:hAnsi="Times New Roman"/>
-          <w:sz w:val="22"/>
-        </w:rPr>
-        <w:t>My/commissionexpires09/03/2027</w:t>
-      </w:r>
-    </w:p>
-    <w:p>
-      <w:pPr>
-        <w:spacing w:after="40" w:line="240" w:lineRule="auto"/>
-      </w:pPr>
-      <w:r>
-        <w:rPr>
-          <w:rFonts w:ascii="Times New Roman" w:hAnsi="Times New Roman"/>
-          <w:sz w:val="22"/>
-        </w:rPr>
-        <w:t>NotaryPublic</w:t>
-      </w:r>
-    </w:p>
-    <w:p>
-      <w:pPr>
-        <w:spacing w:after="40" w:line="240" w:lineRule="auto"/>
-      </w:pPr>
-      <w:r>
-        <w:rPr>
-          <w:rFonts w:ascii="Times New Roman" w:hAnsi="Times New Roman"/>
-          <w:sz w:val="22"/>
-        </w:rPr>
-        <w:t>Waka</w:t>
-      </w:r>
-    </w:p>
-    <w:p>
-      <w:pPr>
-        <w:spacing w:after="40" w:line="240" w:lineRule="auto"/>
-      </w:pPr>
-      <w:r>
-        <w:rPr>
-          <w:rFonts w:ascii="Times New Roman" w:hAnsi="Times New Roman"/>
-          <w:sz w:val="22"/>
-        </w:rPr>
-        <w:t>County</w:t>
-      </w:r>
-    </w:p>
-    <w:p>
-      <w:pPr>
-        <w:spacing w:after="40" w:line="240" w:lineRule="auto"/>
-      </w:pPr>
-      <w:r>
-        <w:rPr>
-          <w:rFonts w:ascii="Times New Roman" w:hAnsi="Times New Roman"/>
-          <w:sz w:val="22"/>
-        </w:rPr>
-        <w:t>MyComm.Exp.</w:t>
-      </w:r>
-    </w:p>
-    <w:p>
-      <w:pPr>
-        <w:spacing w:after="40" w:line="240" w:lineRule="auto"/>
-      </w:pPr>
-      <w:r>
-        <w:rPr>
-          <w:rFonts w:ascii="Times New Roman" w:hAnsi="Times New Roman"/>
-          <w:sz w:val="22"/>
-        </w:rPr>
-        <w:t>09-03-2027</w:t>
-      </w:r>
-    </w:p>
-    <w:p/>
-    <w:p>
-      <w:pPr>
-        <w:spacing w:after="40" w:line="240" w:lineRule="auto"/>
-      </w:pPr>
-      <w:r>
-        <w:rPr>
-          <w:rFonts w:ascii="Times New Roman" w:hAnsi="Times New Roman"/>
-          <w:sz w:val="22"/>
-        </w:rPr>
-        <w:t>LivingWill ofWesley DaleBrowning</w:t>
-      </w:r>
-    </w:p>
-    <w:p>
-      <w:pPr>
-        <w:spacing w:after="40" w:line="240" w:lineRule="auto"/>
-      </w:pPr>
-      <w:r>
-        <w:rPr>
-          <w:rFonts w:ascii="Times New Roman" w:hAnsi="Times New Roman"/>
-          <w:sz w:val="22"/>
-        </w:rPr>
-        <w:t>Page 4 of4Pages</w:t>
+        <w:drawing>
+          <wp:inline xmlns:a="http://schemas.openxmlformats.org/drawingml/2006/main" xmlns:pic="http://schemas.openxmlformats.org/drawingml/2006/picture">
+            <wp:extent cx="7315200" cy="9386443"/>
+            <wp:docPr id="4" name="Picture 4"/>
+            <wp:cNvGraphicFramePr>
+              <a:graphicFrameLocks noChangeAspect="1"/>
+            </wp:cNvGraphicFramePr>
+            <a:graphic>
+              <a:graphicData uri="http://schemas.openxmlformats.org/drawingml/2006/picture">
+                <pic:pic>
+                  <pic:nvPicPr>
+                    <pic:cNvPr id="0" name="image.png"/>
+                    <pic:cNvPicPr/>
+                  </pic:nvPicPr>
+                  <pic:blipFill>
+                    <a:blip r:embed="rId12"/>
+                    <a:stretch>
+                      <a:fillRect/>
+                    </a:stretch>
+                  </pic:blipFill>
+                  <pic:spPr>
+                    <a:xfrm>
+                      <a:off x="0" y="0"/>
+                      <a:ext cx="7315200" cy="9386443"/>
+                    </a:xfrm>
+                    <a:prstGeom prst="rect"/>
+                  </pic:spPr>
+                </pic:pic>
+              </a:graphicData>
+            </a:graphic>
+          </wp:inline>
+        </w:drawing>
       </w:r>
     </w:p>
     <w:sectPr>
       <w:pgSz w:w="12240" w:h="15840"/>
-      <w:pgMar w:top="1152" w:right="1296" w:bottom="1152" w:left="1296" w:header="720" w:footer="720" w:gutter="0"/>
+      <w:pgMar w:top="360" w:right="360" w:bottom="360" w:left="360" w:header="720" w:footer="720" w:gutter="0"/>
       <w:cols w:space="720"/>
       <w:docGrid w:linePitch="360"/>
     </w:sectPr>
@@ -1997,10 +561,6 @@
     <w:name w:val="Normal"/>
     <w:qFormat/>
     <w:rsid w:val="00FC693F"/>
-    <w:rPr>
-      <w:rFonts w:ascii="Times New Roman" w:hAnsi="Times New Roman"/>
-      <w:sz w:val="22"/>
-    </w:rPr>
   </w:style>
   <w:style w:type="paragraph" w:styleId="Header">
     <w:name w:val="header"/>
